--- a/Прогнозирование_и_моделирование/01_План_занятия.docx
+++ b/Прогнозирование_и_моделирование/01_План_занятия.docx
@@ -1589,7 +1589,7 @@
               <w:rPr>
                 <w:sz w:val="20"/>
               </w:rPr>
-              <w:t>Проверочный тест (8 вопросов, 5 мин) + разбор 2–3 самых спорных.</w:t>
+              <w:t>Проверочный тест (10 закрытых вопросов, 5 мин) + разбор 2–3 самых спорных.</w:t>
             </w:r>
           </w:p>
         </w:tc>
